--- a/web/docs/chapter-materials/exams/11-accounting-b-exam-2017-13-7.docx
+++ b/web/docs/chapter-materials/exams/11-accounting-b-exam-2017-13-7.docx
@@ -1,11 +1,10 @@
 
 <file path=word/document.xml><?xml version="1.0" encoding="utf-8"?>
-<w:document xmlns:wpc="http://schemas.microsoft.com/office/word/2010/wordprocessingCanvas" xmlns:mc="http://schemas.openxmlformats.org/markup-compatibility/2006" xmlns:o="urn:schemas-microsoft-com:office:office" xmlns:r="http://schemas.openxmlformats.org/officeDocument/2006/relationships" xmlns:m="http://schemas.openxmlformats.org/officeDocument/2006/math" xmlns:v="urn:schemas-microsoft-com:vml" xmlns:wp14="http://schemas.microsoft.com/office/word/2010/wordprocessingDrawing" xmlns:wp="http://schemas.openxmlformats.org/drawingml/2006/wordprocessingDrawing" xmlns:w10="urn:schemas-microsoft-com:office:word" xmlns:w="http://schemas.openxmlformats.org/wordprocessingml/2006/main" xmlns:w14="http://schemas.microsoft.com/office/word/2010/wordml" xmlns:w15="http://schemas.microsoft.com/office/word/2012/wordml" xmlns:wpg="http://schemas.microsoft.com/office/word/2010/wordprocessingGroup" xmlns:wpi="http://schemas.microsoft.com/office/word/2010/wordprocessingInk" xmlns:wne="http://schemas.microsoft.com/office/word/2006/wordml" xmlns:wps="http://schemas.microsoft.com/office/word/2010/wordprocessingShape" mc:Ignorable="w14 w15 wp14">
+<w:document xmlns:wpc="http://schemas.microsoft.com/office/word/2010/wordprocessingCanvas" xmlns:cx="http://schemas.microsoft.com/office/drawing/2014/chartex" xmlns:cx1="http://schemas.microsoft.com/office/drawing/2015/9/8/chartex" xmlns:cx2="http://schemas.microsoft.com/office/drawing/2015/10/21/chartex" xmlns:cx3="http://schemas.microsoft.com/office/drawing/2016/5/9/chartex" xmlns:cx4="http://schemas.microsoft.com/office/drawing/2016/5/10/chartex" xmlns:cx5="http://schemas.microsoft.com/office/drawing/2016/5/11/chartex" xmlns:cx6="http://schemas.microsoft.com/office/drawing/2016/5/12/chartex" xmlns:cx7="http://schemas.microsoft.com/office/drawing/2016/5/13/chartex" xmlns:cx8="http://schemas.microsoft.com/office/drawing/2016/5/14/chartex" xmlns:mc="http://schemas.openxmlformats.org/markup-compatibility/2006" xmlns:aink="http://schemas.microsoft.com/office/drawing/2016/ink" xmlns:am3d="http://schemas.microsoft.com/office/drawing/2017/model3d" xmlns:o="urn:schemas-microsoft-com:office:office" xmlns:oel="http://schemas.microsoft.com/office/2019/extlst" xmlns:r="http://schemas.openxmlformats.org/officeDocument/2006/relationships" xmlns:m="http://schemas.openxmlformats.org/officeDocument/2006/math" xmlns:v="urn:schemas-microsoft-com:vml" xmlns:wp14="http://schemas.microsoft.com/office/word/2010/wordprocessingDrawing" xmlns:wp="http://schemas.openxmlformats.org/drawingml/2006/wordprocessingDrawing" xmlns:w10="urn:schemas-microsoft-com:office:word" xmlns:w="http://schemas.openxmlformats.org/wordprocessingml/2006/main" xmlns:w14="http://schemas.microsoft.com/office/word/2010/wordml" xmlns:w15="http://schemas.microsoft.com/office/word/2012/wordml" xmlns:w16cex="http://schemas.microsoft.com/office/word/2018/wordml/cex" xmlns:w16cid="http://schemas.microsoft.com/office/word/2016/wordml/cid" xmlns:w16="http://schemas.microsoft.com/office/word/2018/wordml" xmlns:w16du="http://schemas.microsoft.com/office/word/2023/wordml/word16du" xmlns:w16sdtdh="http://schemas.microsoft.com/office/word/2020/wordml/sdtdatahash" xmlns:w16sdtfl="http://schemas.microsoft.com/office/word/2024/wordml/sdtformatlock" xmlns:w16se="http://schemas.microsoft.com/office/word/2015/wordml/symex" xmlns:wpg="http://schemas.microsoft.com/office/word/2010/wordprocessingGroup" xmlns:wpi="http://schemas.microsoft.com/office/word/2010/wordprocessingInk" xmlns:wne="http://schemas.microsoft.com/office/word/2006/wordml" xmlns:wps="http://schemas.microsoft.com/office/word/2010/wordprocessingShape" mc:Ignorable="w14 w15 w16se w16cid w16 w16cex w16sdtdh w16sdtfl w16du wp14">
   <w:body>
     <w:p>
       <w:pPr>
         <w:rPr>
-          <w:rFonts w:hint="cs"/>
           <w:u w:val="single"/>
         </w:rPr>
       </w:pPr>
@@ -36,7 +35,7 @@
           <w:lang w:eastAsia="en-US"/>
         </w:rPr>
         <w:drawing>
-          <wp:anchor distT="0" distB="0" distL="114300" distR="114300" simplePos="0" relativeHeight="251660288" behindDoc="0" locked="0" layoutInCell="1" allowOverlap="1">
+          <wp:anchor distT="0" distB="0" distL="114300" distR="114300" simplePos="0" relativeHeight="251660288" behindDoc="0" locked="0" layoutInCell="1" allowOverlap="1" wp14:anchorId="0DEF698F" wp14:editId="34B14F6B">
             <wp:simplePos x="0" y="0"/>
             <wp:positionH relativeFrom="column">
               <wp:posOffset>1714500</wp:posOffset>
@@ -119,17 +118,9 @@
       <w:r>
         <w:rPr>
           <w:rFonts w:cs="David" w:hint="cs"/>
-          <w:u w:val="single"/>
-          <w:rtl/>
-        </w:rPr>
-        <w:t>מספר זהות</w:t>
-      </w:r>
-      <w:r>
-        <w:rPr>
-          <w:rFonts w:cs="David" w:hint="cs"/>
-          <w:rtl/>
-        </w:rPr>
-        <w:t xml:space="preserve">:                            </w:t>
+          <w:rtl/>
+        </w:rPr>
+        <w:t xml:space="preserve">                            </w:t>
       </w:r>
       <w:r>
         <w:rPr>
@@ -196,218 +187,60 @@
       <w:pPr>
         <w:spacing w:line="360" w:lineRule="auto"/>
         <w:ind w:left="1440"/>
-        <w:rPr>
-          <w:rFonts w:cs="David"/>
-          <w:sz w:val="28"/>
-          <w:szCs w:val="28"/>
-          <w:rtl/>
-        </w:rPr>
-      </w:pPr>
-      <w:r>
-        <w:rPr>
-          <w:rFonts w:cs="David"/>
-          <w:noProof/>
-          <w:sz w:val="28"/>
-          <w:szCs w:val="28"/>
-          <w:rtl/>
-        </w:rPr>
-        <w:pict>
-          <v:group id="_x0000_s1027" style="position:absolute;left:0;text-align:left;margin-left:4in;margin-top:3.15pt;width:131.65pt;height:20.65pt;z-index:251661312" coordorigin="8243,907" coordsize="2633,413">
-            <v:group id="_x0000_s1028" style="position:absolute;left:9098;top:907;width:878;height:413" coordorigin="9098,907" coordsize="878,413">
-              <v:rect id="_x0000_s1029" style="position:absolute;left:9030;top:975;width:413;height:278;rotation:90"/>
-              <v:rect id="_x0000_s1030" style="position:absolute;left:9330;top:975;width:413;height:278;rotation:90"/>
-              <v:rect id="_x0000_s1031" style="position:absolute;left:9630;top:975;width:413;height:278;rotation:90"/>
-            </v:group>
-            <v:group id="_x0000_s1032" style="position:absolute;left:9998;top:907;width:878;height:413" coordorigin="9098,907" coordsize="878,413">
-              <v:rect id="_x0000_s1033" style="position:absolute;left:9030;top:975;width:413;height:278;rotation:90"/>
-              <v:rect id="_x0000_s1034" style="position:absolute;left:9330;top:975;width:413;height:278;rotation:90"/>
-              <v:rect id="_x0000_s1035" style="position:absolute;left:9630;top:975;width:413;height:278;rotation:90"/>
-            </v:group>
-            <v:group id="_x0000_s1036" style="position:absolute;left:8243;top:907;width:878;height:413" coordorigin="9098,907" coordsize="878,413">
-              <v:rect id="_x0000_s1037" style="position:absolute;left:9030;top:975;width:413;height:278;rotation:90"/>
-              <v:rect id="_x0000_s1038" style="position:absolute;left:9330;top:975;width:413;height:278;rotation:90"/>
-              <v:rect id="_x0000_s1039" style="position:absolute;left:9630;top:975;width:413;height:278;rotation:90"/>
-            </v:group>
-            <w10:wrap anchorx="page"/>
-          </v:group>
-        </w:pict>
-      </w:r>
-      <w:r>
-        <w:rPr>
-          <w:rFonts w:cs="David" w:hint="cs"/>
-          <w:sz w:val="28"/>
-          <w:szCs w:val="28"/>
-          <w:rtl/>
-        </w:rPr>
-        <w:t xml:space="preserve">                                                            תאריך: יום </w:t>
-      </w:r>
-      <w:r>
-        <w:rPr>
-          <w:rFonts w:cs="David" w:hint="cs"/>
-          <w:sz w:val="28"/>
-          <w:szCs w:val="28"/>
-          <w:rtl/>
-        </w:rPr>
-        <w:t>ה</w:t>
-      </w:r>
-      <w:r>
-        <w:rPr>
-          <w:rFonts w:cs="David" w:hint="cs"/>
-          <w:sz w:val="28"/>
-          <w:szCs w:val="28"/>
-          <w:rtl/>
-        </w:rPr>
-        <w:t xml:space="preserve">'    </w:t>
-      </w:r>
-      <w:r>
-        <w:rPr>
-          <w:rFonts w:cs="David" w:hint="cs"/>
-          <w:sz w:val="28"/>
-          <w:szCs w:val="28"/>
-          <w:rtl/>
-        </w:rPr>
-        <w:t>13.7</w:t>
-      </w:r>
-      <w:r>
-        <w:rPr>
-          <w:rFonts w:cs="David" w:hint="cs"/>
-          <w:sz w:val="28"/>
-          <w:szCs w:val="28"/>
-          <w:rtl/>
-        </w:rPr>
-        <w:t>.2017</w:t>
-      </w:r>
-    </w:p>
-    <w:p>
-      <w:pPr>
-        <w:pStyle w:val="2"/>
-        <w:spacing w:line="360" w:lineRule="auto"/>
-        <w:ind w:left="1440"/>
-        <w:rPr>
-          <w:rtl/>
-        </w:rPr>
-      </w:pPr>
-      <w:r>
-        <w:rPr>
-          <w:rFonts w:hint="cs"/>
-          <w:i/>
-          <w:iCs/>
-          <w:rtl/>
-        </w:rPr>
-        <w:t xml:space="preserve">                                                </w:t>
-      </w:r>
-      <w:r>
-        <w:rPr>
-          <w:rFonts w:hint="cs"/>
-          <w:rtl/>
-        </w:rPr>
-        <w:t xml:space="preserve">            שעה:  </w:t>
-      </w:r>
-      <w:r>
-        <w:rPr>
-          <w:rFonts w:hint="cs"/>
-          <w:rtl/>
-        </w:rPr>
-        <w:t>9</w:t>
-      </w:r>
-      <w:r>
-        <w:rPr>
-          <w:rFonts w:hint="cs"/>
-          <w:rtl/>
-        </w:rPr>
-        <w:t>:00</w:t>
-      </w:r>
-    </w:p>
-    <w:p>
-      <w:pPr>
-        <w:pStyle w:val="1"/>
-        <w:ind w:left="1440"/>
-        <w:rPr>
-          <w:b w:val="0"/>
-          <w:bCs w:val="0"/>
-          <w:sz w:val="28"/>
-          <w:szCs w:val="28"/>
-          <w:rtl/>
-        </w:rPr>
-      </w:pPr>
-      <w:r>
-        <w:rPr>
-          <w:rFonts w:hint="cs"/>
-          <w:sz w:val="28"/>
-          <w:szCs w:val="28"/>
-          <w:rtl/>
-        </w:rPr>
-        <w:t xml:space="preserve">                                                            </w:t>
-      </w:r>
-      <w:r>
-        <w:rPr>
-          <w:rFonts w:hint="cs"/>
-          <w:b w:val="0"/>
-          <w:bCs w:val="0"/>
-          <w:sz w:val="28"/>
-          <w:szCs w:val="28"/>
-          <w:rtl/>
-        </w:rPr>
-        <w:t xml:space="preserve">משך הבחינה: שלוש וחצי שעות </w:t>
-      </w:r>
-    </w:p>
-    <w:p>
-      <w:pPr>
-        <w:pStyle w:val="1"/>
-        <w:ind w:left="1440"/>
-        <w:rPr>
-          <w:b w:val="0"/>
-          <w:bCs w:val="0"/>
-          <w:sz w:val="28"/>
-          <w:szCs w:val="28"/>
-          <w:rtl/>
-        </w:rPr>
-      </w:pPr>
-      <w:r>
-        <w:rPr>
-          <w:rFonts w:hint="cs"/>
-          <w:b w:val="0"/>
-          <w:bCs w:val="0"/>
-          <w:sz w:val="28"/>
-          <w:szCs w:val="28"/>
-          <w:rtl/>
-        </w:rPr>
-        <w:t xml:space="preserve">                                                            חומר עזר: מחשבון</w:t>
-      </w:r>
-    </w:p>
-    <w:p>
-      <w:pPr>
-        <w:spacing w:line="360" w:lineRule="auto"/>
-        <w:ind w:left="1440"/>
-        <w:rPr>
-          <w:rFonts w:cs="David"/>
-          <w:sz w:val="28"/>
-          <w:szCs w:val="28"/>
-          <w:rtl/>
-        </w:rPr>
-      </w:pPr>
-      <w:r>
-        <w:rPr>
-          <w:rFonts w:cs="David" w:hint="cs"/>
-          <w:sz w:val="28"/>
-          <w:szCs w:val="28"/>
-          <w:rtl/>
-        </w:rPr>
-        <w:t xml:space="preserve">                                                            אין להכניס כל חומר עזר אחר.</w:t>
-      </w:r>
-    </w:p>
-    <w:p>
-      <w:pPr>
-        <w:spacing w:line="360" w:lineRule="auto"/>
-        <w:ind w:left="2880"/>
         <w:rPr>
           <w:rFonts w:cs="David"/>
           <w:b/>
           <w:bCs/>
-          <w:u w:val="single"/>
-          <w:rtl/>
-        </w:rPr>
-      </w:pPr>
+          <w:sz w:val="28"/>
+          <w:szCs w:val="28"/>
+          <w:rtl/>
+        </w:rPr>
+      </w:pPr>
+      <w:r>
+        <w:rPr>
+          <w:rFonts w:cs="David" w:hint="cs"/>
+          <w:sz w:val="28"/>
+          <w:szCs w:val="28"/>
+          <w:rtl/>
+        </w:rPr>
+        <w:t xml:space="preserve">                                                            תאריך: יום </w:t>
+      </w:r>
+      <w:r>
+        <w:rPr>
+          <w:rFonts w:cs="David" w:hint="cs"/>
+          <w:sz w:val="28"/>
+          <w:szCs w:val="28"/>
+          <w:rtl/>
+        </w:rPr>
+        <w:t>ה</w:t>
+      </w:r>
+      <w:r>
+        <w:rPr>
+          <w:rFonts w:cs="David" w:hint="cs"/>
+          <w:sz w:val="28"/>
+          <w:szCs w:val="28"/>
+          <w:rtl/>
+        </w:rPr>
+        <w:t xml:space="preserve">'    </w:t>
+      </w:r>
+      <w:r>
+        <w:rPr>
+          <w:rFonts w:cs="David" w:hint="cs"/>
+          <w:sz w:val="28"/>
+          <w:szCs w:val="28"/>
+          <w:rtl/>
+        </w:rPr>
+        <w:t>13.7</w:t>
+      </w:r>
+      <w:r>
+        <w:rPr>
+          <w:rFonts w:cs="David" w:hint="cs"/>
+          <w:sz w:val="28"/>
+          <w:szCs w:val="28"/>
+          <w:rtl/>
+        </w:rPr>
+        <w:t>.2017</w:t>
+      </w:r>
     </w:p>
     <w:p>
       <w:pPr>
@@ -475,469 +308,46 @@
           <w:szCs w:val="32"/>
           <w:rtl/>
         </w:rPr>
-        <w:t>עדי ריינהולד</w:t>
-      </w:r>
+        <w:t xml:space="preserve">עדי </w:t>
+      </w:r>
+      <w:proofErr w:type="spellStart"/>
+      <w:r>
+        <w:rPr>
+          <w:rFonts w:cs="David" w:hint="cs"/>
+          <w:sz w:val="32"/>
+          <w:szCs w:val="32"/>
+          <w:rtl/>
+        </w:rPr>
+        <w:t>ריינהולד</w:t>
+      </w:r>
+      <w:proofErr w:type="spellEnd"/>
     </w:p>
     <w:p>
       <w:pPr>
-        <w:spacing w:line="360" w:lineRule="auto"/>
-        <w:ind w:left="720" w:right="540" w:firstLine="720"/>
-        <w:rPr>
-          <w:rFonts w:cs="David"/>
-          <w:rtl/>
-        </w:rPr>
-      </w:pPr>
-      <w:r>
-        <w:rPr>
-          <w:rFonts w:cs="David" w:hint="cs"/>
-          <w:sz w:val="32"/>
-          <w:szCs w:val="32"/>
-          <w:rtl/>
-        </w:rPr>
-        <w:t>מתרגלות: רו"ח עדי ריינהולד, רו"ח עינת גפן</w:t>
-      </w:r>
-    </w:p>
-    <w:p>
-      <w:pPr>
-        <w:spacing w:line="360" w:lineRule="auto"/>
-        <w:ind w:left="2160" w:right="540"/>
-        <w:jc w:val="center"/>
-        <w:rPr>
-          <w:rFonts w:cs="David"/>
-          <w:rtl/>
-        </w:rPr>
-      </w:pPr>
-    </w:p>
-    <w:p>
-      <w:pPr>
-        <w:spacing w:line="360" w:lineRule="auto"/>
-        <w:ind w:left="2160" w:right="540"/>
-        <w:rPr>
-          <w:rFonts w:cs="David"/>
-          <w:rtl/>
-        </w:rPr>
-      </w:pPr>
-    </w:p>
-    <w:p>
-      <w:pPr>
-        <w:spacing w:line="360" w:lineRule="auto"/>
-        <w:rPr>
-          <w:rFonts w:cs="David"/>
+        <w:bidi w:val="0"/>
+        <w:spacing w:after="200" w:line="276" w:lineRule="auto"/>
+        <w:rPr>
+          <w:rFonts w:ascii="Tahoma" w:hAnsi="Tahoma" w:cs="David"/>
           <w:b/>
           <w:bCs/>
+          <w:sz w:val="28"/>
+          <w:szCs w:val="28"/>
           <w:u w:val="single"/>
           <w:rtl/>
         </w:rPr>
       </w:pPr>
       <w:r>
         <w:rPr>
-          <w:rFonts w:cs="David"/>
+          <w:rFonts w:ascii="Tahoma" w:hAnsi="Tahoma" w:cs="David"/>
           <w:b/>
           <w:bCs/>
-          <w:noProof/>
+          <w:sz w:val="28"/>
+          <w:szCs w:val="28"/>
           <w:u w:val="single"/>
           <w:rtl/>
         </w:rPr>
-        <w:pict>
-          <v:shapetype id="_x0000_t202" coordsize="21600,21600" o:spt="202" path="m,l,21600r21600,l21600,xe">
-            <v:stroke joinstyle="miter"/>
-            <v:path gradientshapeok="t" o:connecttype="rect"/>
-          </v:shapetype>
-          <v:shape id="_x0000_s1040" type="#_x0000_t202" style="position:absolute;left:0;text-align:left;margin-left:125.7pt;margin-top:9.9pt;width:169.5pt;height:92.25pt;z-index:251662336">
-            <v:textbox>
-              <w:txbxContent>
-                <w:p>
-                  <w:pPr>
-                    <w:jc w:val="center"/>
-                    <w:rPr>
-                      <w:b/>
-                      <w:bCs/>
-                      <w:sz w:val="36"/>
-                      <w:szCs w:val="36"/>
-                      <w:rtl/>
-                    </w:rPr>
-                  </w:pPr>
-                  <w:r>
-                    <w:rPr>
-                      <w:rFonts w:hint="cs"/>
-                      <w:b/>
-                      <w:bCs/>
-                      <w:sz w:val="36"/>
-                      <w:szCs w:val="36"/>
-                      <w:rtl/>
-                    </w:rPr>
-                    <w:t>מדבקית</w:t>
-                  </w:r>
-                </w:p>
-                <w:p>
-                  <w:pPr>
-                    <w:jc w:val="center"/>
-                    <w:rPr>
-                      <w:b/>
-                      <w:bCs/>
-                      <w:sz w:val="36"/>
-                      <w:szCs w:val="36"/>
-                    </w:rPr>
-                  </w:pPr>
-                  <w:r>
-                    <w:rPr>
-                      <w:rFonts w:hint="cs"/>
-                      <w:b/>
-                      <w:bCs/>
-                      <w:sz w:val="36"/>
-                      <w:szCs w:val="36"/>
-                      <w:rtl/>
-                    </w:rPr>
-                    <w:t>ברקוד</w:t>
-                  </w:r>
-                </w:p>
-              </w:txbxContent>
-            </v:textbox>
-            <w10:wrap anchorx="page"/>
-          </v:shape>
-        </w:pict>
-      </w:r>
-    </w:p>
-    <w:p>
-      <w:pPr>
-        <w:spacing w:line="360" w:lineRule="auto"/>
-        <w:rPr>
-          <w:rFonts w:cs="David"/>
-          <w:b/>
-          <w:bCs/>
-          <w:u w:val="single"/>
-          <w:rtl/>
-        </w:rPr>
-      </w:pPr>
-    </w:p>
-    <w:p>
-      <w:pPr>
-        <w:spacing w:line="360" w:lineRule="auto"/>
-        <w:rPr>
-          <w:rFonts w:cs="David"/>
-          <w:b/>
-          <w:bCs/>
-          <w:u w:val="single"/>
-          <w:rtl/>
-        </w:rPr>
-      </w:pPr>
-    </w:p>
-    <w:p>
-      <w:pPr>
-        <w:spacing w:line="360" w:lineRule="auto"/>
-        <w:rPr>
-          <w:rFonts w:cs="David"/>
-          <w:b/>
-          <w:bCs/>
-          <w:u w:val="single"/>
-          <w:rtl/>
-        </w:rPr>
-      </w:pPr>
-    </w:p>
-    <w:p>
-      <w:pPr>
-        <w:spacing w:line="360" w:lineRule="auto"/>
-        <w:rPr>
-          <w:rFonts w:cs="David"/>
-          <w:b/>
-          <w:bCs/>
-          <w:u w:val="single"/>
-          <w:rtl/>
-        </w:rPr>
-      </w:pPr>
-    </w:p>
-    <w:p>
-      <w:pPr>
-        <w:spacing w:line="360" w:lineRule="auto"/>
-        <w:rPr>
-          <w:rFonts w:cs="David"/>
-          <w:b/>
-          <w:bCs/>
-          <w:u w:val="single"/>
-          <w:rtl/>
-        </w:rPr>
-      </w:pPr>
-    </w:p>
-    <w:p>
-      <w:pPr>
-        <w:spacing w:line="360" w:lineRule="auto"/>
-        <w:ind w:firstLine="720"/>
-        <w:rPr>
-          <w:rFonts w:cs="David"/>
-          <w:b/>
-          <w:bCs/>
-          <w:u w:val="single"/>
-          <w:rtl/>
-        </w:rPr>
-      </w:pPr>
-      <w:r>
-        <w:rPr>
-          <w:rFonts w:ascii="Arial" w:hAnsi="Arial" w:cs="Arial"/>
-          <w:b/>
-          <w:bCs/>
-          <w:sz w:val="28"/>
-          <w:szCs w:val="28"/>
-          <w:rtl/>
-        </w:rPr>
-        <w:t>שימו לב, השאלון מודפס משני צדדיו</w:t>
-      </w:r>
-      <w:r>
-        <w:rPr>
-          <w:rFonts w:ascii="Arial" w:hAnsi="Arial" w:cs="Arial" w:hint="cs"/>
-          <w:b/>
-          <w:bCs/>
-          <w:sz w:val="28"/>
-          <w:szCs w:val="28"/>
-          <w:rtl/>
-        </w:rPr>
-        <w:t>.</w:t>
-      </w:r>
-    </w:p>
-    <w:p>
-      <w:pPr>
-        <w:spacing w:line="360" w:lineRule="auto"/>
-        <w:rPr>
-          <w:rFonts w:cs="David"/>
-          <w:b/>
-          <w:bCs/>
-          <w:u w:val="single"/>
-          <w:rtl/>
-        </w:rPr>
-      </w:pPr>
-    </w:p>
-    <w:p>
-      <w:pPr>
-        <w:spacing w:line="360" w:lineRule="auto"/>
-        <w:rPr>
-          <w:rFonts w:cs="David"/>
-          <w:b/>
-          <w:bCs/>
-          <w:u w:val="single"/>
-          <w:rtl/>
-        </w:rPr>
-      </w:pPr>
-      <w:r>
-        <w:rPr>
-          <w:rFonts w:cs="David" w:hint="cs"/>
-          <w:b/>
-          <w:bCs/>
-          <w:u w:val="single"/>
-          <w:rtl/>
-        </w:rPr>
-        <w:t>הנחיות:</w:t>
-      </w:r>
-    </w:p>
-    <w:p>
-      <w:pPr>
-        <w:numPr>
-          <w:ilvl w:val="0"/>
-          <w:numId w:val="1"/>
-        </w:numPr>
-        <w:spacing w:line="360" w:lineRule="auto"/>
-        <w:rPr>
-          <w:rFonts w:cs="David"/>
-          <w:sz w:val="28"/>
-          <w:szCs w:val="28"/>
-          <w:rtl/>
-        </w:rPr>
-      </w:pPr>
-      <w:r>
-        <w:rPr>
-          <w:rFonts w:cs="David" w:hint="cs"/>
-          <w:sz w:val="28"/>
-          <w:szCs w:val="28"/>
-          <w:rtl/>
-        </w:rPr>
-        <w:t xml:space="preserve">יש לענות בעט (פתרונות בעיפרון לא יבדקו) על </w:t>
-      </w:r>
-      <w:r>
-        <w:rPr>
-          <w:rFonts w:cs="David" w:hint="cs"/>
-          <w:b/>
-          <w:bCs/>
-          <w:sz w:val="28"/>
-          <w:szCs w:val="28"/>
-          <w:u w:val="single"/>
-          <w:rtl/>
-        </w:rPr>
-        <w:t>כל</w:t>
-      </w:r>
-      <w:r>
-        <w:rPr>
-          <w:rFonts w:cs="David" w:hint="cs"/>
-          <w:sz w:val="28"/>
-          <w:szCs w:val="28"/>
-          <w:rtl/>
-        </w:rPr>
-        <w:t xml:space="preserve"> השאלות </w:t>
-      </w:r>
-      <w:r>
-        <w:rPr>
-          <w:rFonts w:cs="David" w:hint="cs"/>
-          <w:b/>
-          <w:bCs/>
-          <w:sz w:val="28"/>
-          <w:szCs w:val="28"/>
-          <w:rtl/>
-        </w:rPr>
-        <w:t>במחברת המצורפת</w:t>
-      </w:r>
-      <w:r>
-        <w:rPr>
-          <w:rFonts w:cs="David" w:hint="cs"/>
-          <w:sz w:val="28"/>
-          <w:szCs w:val="28"/>
-          <w:rtl/>
-        </w:rPr>
-        <w:t>.</w:t>
-      </w:r>
-    </w:p>
-    <w:p>
-      <w:pPr>
-        <w:numPr>
-          <w:ilvl w:val="0"/>
-          <w:numId w:val="1"/>
-        </w:numPr>
-        <w:spacing w:line="360" w:lineRule="auto"/>
-        <w:rPr>
-          <w:rFonts w:cs="David"/>
-          <w:b/>
-          <w:bCs/>
-          <w:sz w:val="28"/>
-          <w:szCs w:val="28"/>
-          <w:rtl/>
-        </w:rPr>
-      </w:pPr>
-      <w:r>
-        <w:rPr>
-          <w:rFonts w:cs="David" w:hint="cs"/>
-          <w:sz w:val="28"/>
-          <w:szCs w:val="28"/>
-          <w:rtl/>
-        </w:rPr>
-        <w:t xml:space="preserve">יש להחזיר את גיליון הבחינה עם המחברת. יש לרשום ת.ז. הן על גיליון הבחינה  והן על המחברת. </w:t>
-      </w:r>
-    </w:p>
-    <w:p>
-      <w:pPr>
-        <w:numPr>
-          <w:ilvl w:val="0"/>
-          <w:numId w:val="1"/>
-        </w:numPr>
-        <w:spacing w:line="360" w:lineRule="auto"/>
-        <w:rPr>
-          <w:rFonts w:cs="David"/>
-          <w:sz w:val="28"/>
-          <w:szCs w:val="28"/>
-        </w:rPr>
-      </w:pPr>
-      <w:r>
-        <w:rPr>
-          <w:rFonts w:cs="David" w:hint="cs"/>
-          <w:sz w:val="28"/>
-          <w:szCs w:val="28"/>
-          <w:rtl/>
-        </w:rPr>
-        <w:t>חישובי העזר מהווים חלק בלתי נפרד מהפתרון. יש להקפיד על הצגה ברורה של חישובי העזר ושל כל הנחה אחרת הנדרשת לפתרון השאלות.</w:t>
-      </w:r>
-    </w:p>
-    <w:p>
-      <w:pPr>
-        <w:jc w:val="both"/>
-        <w:rPr>
-          <w:b/>
-          <w:bCs/>
-          <w:sz w:val="28"/>
-          <w:szCs w:val="28"/>
-          <w:rtl/>
-        </w:rPr>
-      </w:pPr>
-      <w:r>
-        <w:rPr>
-          <w:rFonts w:hint="cs"/>
-          <w:b/>
-          <w:bCs/>
-          <w:sz w:val="28"/>
-          <w:szCs w:val="28"/>
-          <w:rtl/>
-        </w:rPr>
-        <w:t xml:space="preserve">טופס הבחינה כולל  </w:t>
-      </w:r>
-      <w:r>
-        <w:rPr>
-          <w:rFonts w:hint="cs"/>
-          <w:b/>
-          <w:bCs/>
-          <w:sz w:val="28"/>
-          <w:szCs w:val="28"/>
-          <w:rtl/>
-        </w:rPr>
-        <w:t>6</w:t>
-      </w:r>
-      <w:r>
-        <w:rPr>
-          <w:rFonts w:hint="cs"/>
-          <w:b/>
-          <w:bCs/>
-          <w:sz w:val="28"/>
-          <w:szCs w:val="28"/>
-          <w:rtl/>
-        </w:rPr>
-        <w:t xml:space="preserve"> עמודים (כולל דף זה</w:t>
-      </w:r>
-      <w:r>
-        <w:rPr>
-          <w:rFonts w:hint="cs"/>
-          <w:b/>
-          <w:bCs/>
-          <w:sz w:val="28"/>
-          <w:szCs w:val="28"/>
-          <w:rtl/>
-        </w:rPr>
-        <w:t>)</w:t>
-      </w:r>
-    </w:p>
-    <w:p>
-      <w:pPr>
-        <w:rPr>
-          <w:rFonts w:cs="David"/>
-          <w:b/>
-          <w:bCs/>
-          <w:sz w:val="52"/>
-          <w:szCs w:val="52"/>
-          <w:rtl/>
-        </w:rPr>
-      </w:pPr>
-    </w:p>
-    <w:p>
-      <w:pPr>
-        <w:jc w:val="right"/>
-        <w:rPr>
-          <w:b/>
-          <w:bCs/>
-          <w:sz w:val="36"/>
-          <w:szCs w:val="36"/>
-          <w:rtl/>
-        </w:rPr>
-      </w:pPr>
-      <w:r>
-        <w:rPr>
-          <w:rFonts w:cs="David" w:hint="cs"/>
-          <w:b/>
-          <w:bCs/>
-          <w:sz w:val="36"/>
-          <w:szCs w:val="36"/>
-          <w:rtl/>
-        </w:rPr>
-        <w:t>בהצלחה!</w:t>
-      </w:r>
-    </w:p>
-    <w:p>
-      <w:pPr>
-        <w:rPr>
-          <w:rtl/>
-        </w:rPr>
-      </w:pPr>
+        <w:br w:type="page"/>
+      </w:r>
     </w:p>
     <w:p>
       <w:pPr>
@@ -955,6 +365,103 @@
           <w:rtl/>
         </w:rPr>
       </w:pPr>
+      <w:r>
+        <w:rPr>
+          <w:rFonts w:ascii="Tahoma" w:hAnsi="Tahoma" w:cs="David" w:hint="cs"/>
+          <w:b/>
+          <w:bCs/>
+          <w:sz w:val="28"/>
+          <w:szCs w:val="28"/>
+          <w:u w:val="single"/>
+          <w:rtl/>
+        </w:rPr>
+        <w:lastRenderedPageBreak/>
+        <w:t xml:space="preserve">שאלה 1 - דוח תזרים מזומנים </w:t>
+      </w:r>
+      <w:r>
+        <w:rPr>
+          <w:rFonts w:ascii="Tahoma" w:hAnsi="Tahoma" w:cs="David" w:hint="cs"/>
+          <w:b/>
+          <w:bCs/>
+          <w:sz w:val="28"/>
+          <w:szCs w:val="28"/>
+          <w:u w:val="single"/>
+          <w:rtl/>
+        </w:rPr>
+        <w:t>ו</w:t>
+      </w:r>
+      <w:r>
+        <w:rPr>
+          <w:rFonts w:ascii="Tahoma" w:hAnsi="Tahoma" w:cs="David" w:hint="cs"/>
+          <w:b/>
+          <w:bCs/>
+          <w:sz w:val="28"/>
+          <w:szCs w:val="28"/>
+          <w:u w:val="single"/>
+          <w:rtl/>
+        </w:rPr>
+        <w:t>ניתוח פיננסי</w:t>
+      </w:r>
+      <w:r>
+        <w:rPr>
+          <w:rFonts w:ascii="Tahoma" w:hAnsi="Tahoma" w:cs="David" w:hint="cs"/>
+          <w:b/>
+          <w:bCs/>
+          <w:sz w:val="28"/>
+          <w:szCs w:val="28"/>
+          <w:u w:val="single"/>
+          <w:rtl/>
+        </w:rPr>
+        <w:t xml:space="preserve"> </w:t>
+      </w:r>
+      <w:r>
+        <w:rPr>
+          <w:rFonts w:ascii="Tahoma" w:hAnsi="Tahoma" w:cs="David" w:hint="cs"/>
+          <w:b/>
+          <w:bCs/>
+          <w:sz w:val="28"/>
+          <w:szCs w:val="28"/>
+          <w:u w:val="single"/>
+          <w:rtl/>
+        </w:rPr>
+        <w:t>(</w:t>
+      </w:r>
+      <w:r>
+        <w:rPr>
+          <w:rFonts w:ascii="Tahoma" w:hAnsi="Tahoma" w:cs="David" w:hint="cs"/>
+          <w:b/>
+          <w:bCs/>
+          <w:sz w:val="28"/>
+          <w:szCs w:val="28"/>
+          <w:u w:val="single"/>
+          <w:rtl/>
+        </w:rPr>
+        <w:t>3</w:t>
+      </w:r>
+      <w:r>
+        <w:rPr>
+          <w:rFonts w:ascii="Tahoma" w:hAnsi="Tahoma" w:cs="David" w:hint="cs"/>
+          <w:b/>
+          <w:bCs/>
+          <w:sz w:val="28"/>
+          <w:szCs w:val="28"/>
+          <w:u w:val="single"/>
+          <w:rtl/>
+        </w:rPr>
+        <w:t>3</w:t>
+      </w:r>
+      <w:r>
+        <w:rPr>
+          <w:rFonts w:ascii="Tahoma" w:hAnsi="Tahoma" w:cs="David" w:hint="cs"/>
+          <w:b/>
+          <w:bCs/>
+          <w:sz w:val="28"/>
+          <w:szCs w:val="28"/>
+          <w:u w:val="single"/>
+          <w:rtl/>
+        </w:rPr>
+        <w:t>%)</w:t>
+      </w:r>
     </w:p>
     <w:p>
       <w:pPr>
@@ -963,126 +470,42 @@
         </w:tabs>
         <w:spacing w:after="200" w:line="360" w:lineRule="auto"/>
         <w:rPr>
+          <w:rFonts w:cs="David"/>
+          <w:sz w:val="28"/>
+          <w:szCs w:val="28"/>
+          <w:rtl/>
+        </w:rPr>
+      </w:pPr>
+      <w:r>
+        <w:rPr>
           <w:rFonts w:ascii="Tahoma" w:hAnsi="Tahoma" w:cs="David"/>
-          <w:b/>
-          <w:bCs/>
-          <w:sz w:val="28"/>
-          <w:szCs w:val="28"/>
-          <w:u w:val="single"/>
-          <w:rtl/>
-        </w:rPr>
-      </w:pPr>
-      <w:r>
-        <w:rPr>
-          <w:rFonts w:ascii="Tahoma" w:hAnsi="Tahoma" w:cs="David" w:hint="cs"/>
-          <w:b/>
-          <w:bCs/>
-          <w:sz w:val="28"/>
-          <w:szCs w:val="28"/>
-          <w:u w:val="single"/>
-          <w:rtl/>
-        </w:rPr>
-        <w:lastRenderedPageBreak/>
-        <w:t xml:space="preserve">שאלה 1 - דוח תזרים מזומנים </w:t>
-      </w:r>
-      <w:r>
-        <w:rPr>
-          <w:rFonts w:ascii="Tahoma" w:hAnsi="Tahoma" w:cs="David" w:hint="cs"/>
-          <w:b/>
-          <w:bCs/>
-          <w:sz w:val="28"/>
-          <w:szCs w:val="28"/>
-          <w:u w:val="single"/>
-          <w:rtl/>
-        </w:rPr>
-        <w:t>ו</w:t>
-      </w:r>
-      <w:r>
-        <w:rPr>
-          <w:rFonts w:ascii="Tahoma" w:hAnsi="Tahoma" w:cs="David" w:hint="cs"/>
-          <w:b/>
-          <w:bCs/>
-          <w:sz w:val="28"/>
-          <w:szCs w:val="28"/>
-          <w:u w:val="single"/>
-          <w:rtl/>
-        </w:rPr>
-        <w:t>ניתוח פיננסי</w:t>
-      </w:r>
-      <w:r>
-        <w:rPr>
-          <w:rFonts w:ascii="Tahoma" w:hAnsi="Tahoma" w:cs="David" w:hint="cs"/>
-          <w:b/>
-          <w:bCs/>
-          <w:sz w:val="28"/>
-          <w:szCs w:val="28"/>
-          <w:u w:val="single"/>
+          <w:sz w:val="28"/>
+          <w:szCs w:val="28"/>
+          <w:rtl/>
+        </w:rPr>
+        <w:t xml:space="preserve">להלן </w:t>
+      </w:r>
+      <w:proofErr w:type="spellStart"/>
+      <w:r>
+        <w:rPr>
+          <w:rFonts w:ascii="Tahoma" w:hAnsi="Tahoma" w:cs="David"/>
+          <w:sz w:val="28"/>
+          <w:szCs w:val="28"/>
+          <w:rtl/>
+        </w:rPr>
+        <w:t>יתרותיה</w:t>
+      </w:r>
+      <w:proofErr w:type="spellEnd"/>
+      <w:r>
+        <w:rPr>
+          <w:rFonts w:ascii="Tahoma" w:hAnsi="Tahoma" w:cs="David"/>
+          <w:sz w:val="28"/>
+          <w:szCs w:val="28"/>
           <w:rtl/>
         </w:rPr>
         <w:t xml:space="preserve"> </w:t>
       </w:r>
-      <w:r>
-        <w:rPr>
-          <w:rFonts w:ascii="Tahoma" w:hAnsi="Tahoma" w:cs="David" w:hint="cs"/>
-          <w:b/>
-          <w:bCs/>
-          <w:sz w:val="28"/>
-          <w:szCs w:val="28"/>
-          <w:u w:val="single"/>
-          <w:rtl/>
-        </w:rPr>
-        <w:t>(</w:t>
-      </w:r>
-      <w:r>
-        <w:rPr>
-          <w:rFonts w:ascii="Tahoma" w:hAnsi="Tahoma" w:cs="David" w:hint="cs"/>
-          <w:b/>
-          <w:bCs/>
-          <w:sz w:val="28"/>
-          <w:szCs w:val="28"/>
-          <w:u w:val="single"/>
-          <w:rtl/>
-        </w:rPr>
-        <w:t>3</w:t>
-      </w:r>
-      <w:r>
-        <w:rPr>
-          <w:rFonts w:ascii="Tahoma" w:hAnsi="Tahoma" w:cs="David" w:hint="cs"/>
-          <w:b/>
-          <w:bCs/>
-          <w:sz w:val="28"/>
-          <w:szCs w:val="28"/>
-          <w:u w:val="single"/>
-          <w:rtl/>
-        </w:rPr>
-        <w:t>3</w:t>
-      </w:r>
-      <w:r>
-        <w:rPr>
-          <w:rFonts w:ascii="Tahoma" w:hAnsi="Tahoma" w:cs="David" w:hint="cs"/>
-          <w:b/>
-          <w:bCs/>
-          <w:sz w:val="28"/>
-          <w:szCs w:val="28"/>
-          <w:u w:val="single"/>
-          <w:rtl/>
-        </w:rPr>
-        <w:t>%)</w:t>
-      </w:r>
-    </w:p>
-    <w:p>
-      <w:pPr>
-        <w:tabs>
-          <w:tab w:val="center" w:pos="4153"/>
-        </w:tabs>
-        <w:spacing w:after="200" w:line="360" w:lineRule="auto"/>
-        <w:rPr>
-          <w:rFonts w:cs="David"/>
-          <w:sz w:val="28"/>
-          <w:szCs w:val="28"/>
-          <w:rtl/>
-        </w:rPr>
-      </w:pPr>
+      <w:proofErr w:type="spellStart"/>
       <w:r>
         <w:rPr>
           <w:rFonts w:ascii="Tahoma" w:hAnsi="Tahoma" w:cs="David"/>
@@ -1090,7 +513,17 @@
           <w:szCs w:val="28"/>
           <w:rtl/>
         </w:rPr>
-        <w:t>להלן יתרותיה המאזניות של חברת "</w:t>
+        <w:t>המאזניות</w:t>
+      </w:r>
+      <w:proofErr w:type="spellEnd"/>
+      <w:r>
+        <w:rPr>
+          <w:rFonts w:ascii="Tahoma" w:hAnsi="Tahoma" w:cs="David"/>
+          <w:sz w:val="28"/>
+          <w:szCs w:val="28"/>
+          <w:rtl/>
+        </w:rPr>
+        <w:t xml:space="preserve"> של חברת "</w:t>
       </w:r>
       <w:r>
         <w:rPr>
@@ -4872,6 +4305,7 @@
           <w:szCs w:val="28"/>
           <w:rtl/>
         </w:rPr>
+        <w:lastRenderedPageBreak/>
         <w:t xml:space="preserve"> </w:t>
       </w:r>
       <w:r>
@@ -5416,321 +4850,23 @@
     </w:p>
     <w:p>
       <w:pPr>
-        <w:pStyle w:val="a9"/>
-        <w:numPr>
-          <w:ilvl w:val="0"/>
-          <w:numId w:val="45"/>
-        </w:numPr>
-        <w:tabs>
-          <w:tab w:val="center" w:pos="4153"/>
-        </w:tabs>
-        <w:spacing w:line="360" w:lineRule="auto"/>
+        <w:bidi w:val="0"/>
+        <w:spacing w:after="200" w:line="276" w:lineRule="auto"/>
         <w:rPr>
           <w:rFonts w:ascii="Tahoma" w:hAnsi="Tahoma" w:cs="David"/>
           <w:sz w:val="28"/>
           <w:szCs w:val="28"/>
-        </w:rPr>
-      </w:pPr>
-      <w:r>
-        <w:rPr>
-          <w:rFonts w:ascii="Tahoma" w:hAnsi="Tahoma" w:cs="David" w:hint="cs"/>
-          <w:sz w:val="28"/>
-          <w:szCs w:val="28"/>
-          <w:rtl/>
-        </w:rPr>
-        <w:t xml:space="preserve">חשבו את יחסי </w:t>
-      </w:r>
-      <w:r>
-        <w:rPr>
-          <w:rFonts w:ascii="Tahoma" w:hAnsi="Tahoma" w:cs="David" w:hint="cs"/>
-          <w:sz w:val="28"/>
-          <w:szCs w:val="28"/>
-          <w:rtl/>
-        </w:rPr>
-        <w:t>האיתנות</w:t>
-      </w:r>
-      <w:r>
-        <w:rPr>
-          <w:rFonts w:ascii="Tahoma" w:hAnsi="Tahoma" w:cs="David" w:hint="cs"/>
-          <w:sz w:val="28"/>
-          <w:szCs w:val="28"/>
-          <w:rtl/>
-        </w:rPr>
-        <w:t xml:space="preserve"> של חברת "רוגע" לשנ</w:t>
-      </w:r>
-      <w:r>
-        <w:rPr>
-          <w:rFonts w:ascii="Tahoma" w:hAnsi="Tahoma" w:cs="David" w:hint="cs"/>
-          <w:sz w:val="28"/>
-          <w:szCs w:val="28"/>
-          <w:rtl/>
-        </w:rPr>
-        <w:t xml:space="preserve">ים 2016 - </w:t>
-      </w:r>
-      <w:r>
-        <w:rPr>
-          <w:rFonts w:ascii="Tahoma" w:hAnsi="Tahoma" w:cs="David" w:hint="cs"/>
-          <w:sz w:val="28"/>
-          <w:szCs w:val="28"/>
-          <w:rtl/>
-        </w:rPr>
-        <w:t>2017</w:t>
-      </w:r>
-      <w:r>
-        <w:rPr>
-          <w:rFonts w:ascii="Tahoma" w:hAnsi="Tahoma" w:cs="David" w:hint="cs"/>
-          <w:sz w:val="28"/>
-          <w:szCs w:val="28"/>
-          <w:rtl/>
-        </w:rPr>
-        <w:t xml:space="preserve"> </w:t>
-      </w:r>
-      <w:r>
-        <w:rPr>
-          <w:rFonts w:ascii="Tahoma" w:hAnsi="Tahoma" w:cs="David" w:hint="cs"/>
-          <w:sz w:val="28"/>
-          <w:szCs w:val="28"/>
-          <w:rtl/>
-        </w:rPr>
-        <w:t>(4%)</w:t>
-      </w:r>
-      <w:r>
-        <w:rPr>
-          <w:rFonts w:ascii="Tahoma" w:hAnsi="Tahoma" w:cs="David" w:hint="cs"/>
-          <w:sz w:val="28"/>
-          <w:szCs w:val="28"/>
-          <w:rtl/>
-        </w:rPr>
-        <w:t>.</w:t>
-      </w:r>
-    </w:p>
-    <w:p>
-      <w:pPr>
-        <w:pStyle w:val="a9"/>
-        <w:tabs>
-          <w:tab w:val="center" w:pos="4153"/>
-        </w:tabs>
-        <w:spacing w:line="360" w:lineRule="auto"/>
-        <w:contextualSpacing w:val="0"/>
+          <w:rtl/>
+        </w:rPr>
+      </w:pPr>
+      <w:r>
         <w:rPr>
           <w:rFonts w:ascii="Tahoma" w:hAnsi="Tahoma" w:cs="David"/>
           <w:sz w:val="28"/>
           <w:szCs w:val="28"/>
           <w:rtl/>
         </w:rPr>
-      </w:pPr>
-      <w:r>
-        <w:rPr>
-          <w:rFonts w:ascii="Tahoma" w:hAnsi="Tahoma" w:cs="David" w:hint="cs"/>
-          <w:sz w:val="28"/>
-          <w:szCs w:val="28"/>
-          <w:rtl/>
-        </w:rPr>
-        <w:t>מה מודדים יחסים אלו?</w:t>
-      </w:r>
-      <w:r>
-        <w:rPr>
-          <w:rFonts w:ascii="Tahoma" w:hAnsi="Tahoma" w:cs="David" w:hint="cs"/>
-          <w:sz w:val="28"/>
-          <w:szCs w:val="28"/>
-          <w:rtl/>
-        </w:rPr>
-        <w:t xml:space="preserve"> </w:t>
-      </w:r>
-      <w:r>
-        <w:rPr>
-          <w:rFonts w:ascii="Tahoma" w:hAnsi="Tahoma" w:cs="David" w:hint="cs"/>
-          <w:sz w:val="28"/>
-          <w:szCs w:val="28"/>
-          <w:rtl/>
-        </w:rPr>
-        <w:t>(</w:t>
-      </w:r>
-      <w:r>
-        <w:rPr>
-          <w:rFonts w:ascii="Tahoma" w:hAnsi="Tahoma" w:cs="David" w:hint="cs"/>
-          <w:sz w:val="28"/>
-          <w:szCs w:val="28"/>
-          <w:rtl/>
-        </w:rPr>
-        <w:t>1</w:t>
-      </w:r>
-      <w:r>
-        <w:rPr>
-          <w:rFonts w:ascii="Tahoma" w:hAnsi="Tahoma" w:cs="David" w:hint="cs"/>
-          <w:sz w:val="28"/>
-          <w:szCs w:val="28"/>
-          <w:rtl/>
-        </w:rPr>
-        <w:t>%)</w:t>
-      </w:r>
-      <w:r>
-        <w:rPr>
-          <w:rFonts w:ascii="Tahoma" w:hAnsi="Tahoma" w:cs="David" w:hint="cs"/>
-          <w:sz w:val="28"/>
-          <w:szCs w:val="28"/>
-          <w:rtl/>
-        </w:rPr>
-        <w:t>.</w:t>
-      </w:r>
-    </w:p>
-    <w:p>
-      <w:pPr>
-        <w:pStyle w:val="a9"/>
-        <w:tabs>
-          <w:tab w:val="center" w:pos="4153"/>
-        </w:tabs>
-        <w:spacing w:line="360" w:lineRule="auto"/>
-        <w:contextualSpacing w:val="0"/>
-        <w:rPr>
-          <w:rFonts w:ascii="Tahoma" w:hAnsi="Tahoma" w:cs="David"/>
-          <w:sz w:val="28"/>
-          <w:szCs w:val="28"/>
-        </w:rPr>
-      </w:pPr>
-      <w:r>
-        <w:rPr>
-          <w:rFonts w:ascii="Tahoma" w:hAnsi="Tahoma" w:cs="David" w:hint="cs"/>
-          <w:sz w:val="28"/>
-          <w:szCs w:val="28"/>
-          <w:rtl/>
-        </w:rPr>
-        <w:t xml:space="preserve">בהתבסס על היחסים </w:t>
-      </w:r>
-      <w:r>
-        <w:rPr>
-          <w:rFonts w:ascii="Tahoma" w:hAnsi="Tahoma" w:cs="David" w:hint="cs"/>
-          <w:sz w:val="28"/>
-          <w:szCs w:val="28"/>
-          <w:rtl/>
-        </w:rPr>
-        <w:t xml:space="preserve">שחושבו, </w:t>
-      </w:r>
-      <w:r>
-        <w:rPr>
-          <w:rFonts w:ascii="Tahoma" w:hAnsi="Tahoma" w:cs="David" w:hint="cs"/>
-          <w:sz w:val="28"/>
-          <w:szCs w:val="28"/>
-          <w:rtl/>
-        </w:rPr>
-        <w:t xml:space="preserve">חוו דעתכם בדבר </w:t>
-      </w:r>
-      <w:r>
-        <w:rPr>
-          <w:rFonts w:ascii="Tahoma" w:hAnsi="Tahoma" w:cs="David" w:hint="cs"/>
-          <w:sz w:val="28"/>
-          <w:szCs w:val="28"/>
-          <w:rtl/>
-        </w:rPr>
-        <w:t>איתנות</w:t>
-      </w:r>
-      <w:r>
-        <w:rPr>
-          <w:rFonts w:ascii="Tahoma" w:hAnsi="Tahoma" w:cs="David" w:hint="cs"/>
-          <w:sz w:val="28"/>
-          <w:szCs w:val="28"/>
-          <w:rtl/>
-        </w:rPr>
-        <w:t xml:space="preserve"> החברה</w:t>
-      </w:r>
-      <w:r>
-        <w:rPr>
-          <w:rFonts w:ascii="Tahoma" w:hAnsi="Tahoma" w:cs="David" w:hint="cs"/>
-          <w:sz w:val="28"/>
-          <w:szCs w:val="28"/>
-          <w:rtl/>
-        </w:rPr>
-        <w:t xml:space="preserve"> לשנים 2016 </w:t>
-      </w:r>
-      <w:r>
-        <w:rPr>
-          <w:rFonts w:ascii="Tahoma" w:hAnsi="Tahoma" w:cs="David"/>
-          <w:sz w:val="28"/>
-          <w:szCs w:val="28"/>
-          <w:rtl/>
-        </w:rPr>
-        <w:t>–</w:t>
-      </w:r>
-      <w:r>
-        <w:rPr>
-          <w:rFonts w:ascii="Tahoma" w:hAnsi="Tahoma" w:cs="David" w:hint="cs"/>
-          <w:sz w:val="28"/>
-          <w:szCs w:val="28"/>
-          <w:rtl/>
-        </w:rPr>
-        <w:t xml:space="preserve"> 2017.</w:t>
-      </w:r>
-      <w:r>
-        <w:rPr>
-          <w:rFonts w:ascii="Tahoma" w:hAnsi="Tahoma" w:cs="David" w:hint="cs"/>
-          <w:sz w:val="28"/>
-          <w:szCs w:val="28"/>
-          <w:rtl/>
-        </w:rPr>
-        <w:t xml:space="preserve"> </w:t>
-      </w:r>
-      <w:r>
-        <w:rPr>
-          <w:rFonts w:ascii="Tahoma" w:hAnsi="Tahoma" w:cs="David" w:hint="cs"/>
-          <w:sz w:val="28"/>
-          <w:szCs w:val="28"/>
-          <w:rtl/>
-        </w:rPr>
-        <w:t>פרטו</w:t>
-      </w:r>
-      <w:r>
-        <w:rPr>
-          <w:rFonts w:ascii="Tahoma" w:hAnsi="Tahoma" w:cs="David" w:hint="cs"/>
-          <w:sz w:val="28"/>
-          <w:szCs w:val="28"/>
-          <w:rtl/>
-        </w:rPr>
-        <w:t xml:space="preserve"> תשובתכ</w:t>
-      </w:r>
-      <w:r>
-        <w:rPr>
-          <w:rFonts w:ascii="Tahoma" w:hAnsi="Tahoma" w:cs="David" w:hint="eastAsia"/>
-          <w:sz w:val="28"/>
-          <w:szCs w:val="28"/>
-          <w:rtl/>
-        </w:rPr>
-        <w:t>ם</w:t>
-      </w:r>
-      <w:r>
-        <w:rPr>
-          <w:rFonts w:ascii="Tahoma" w:hAnsi="Tahoma" w:cs="David" w:hint="cs"/>
-          <w:sz w:val="28"/>
-          <w:szCs w:val="28"/>
-          <w:rtl/>
-        </w:rPr>
-        <w:t>.</w:t>
-      </w:r>
-      <w:r>
-        <w:rPr>
-          <w:rFonts w:ascii="Tahoma" w:hAnsi="Tahoma" w:cs="David" w:hint="cs"/>
-          <w:sz w:val="28"/>
-          <w:szCs w:val="28"/>
-          <w:rtl/>
-        </w:rPr>
-        <w:t>(</w:t>
-      </w:r>
-      <w:r>
-        <w:rPr>
-          <w:rFonts w:ascii="Tahoma" w:hAnsi="Tahoma" w:cs="David" w:hint="cs"/>
-          <w:sz w:val="28"/>
-          <w:szCs w:val="28"/>
-          <w:rtl/>
-        </w:rPr>
-        <w:t>3</w:t>
-      </w:r>
-      <w:r>
-        <w:rPr>
-          <w:rFonts w:ascii="Tahoma" w:hAnsi="Tahoma" w:cs="David" w:hint="cs"/>
-          <w:sz w:val="28"/>
-          <w:szCs w:val="28"/>
-          <w:rtl/>
-        </w:rPr>
-        <w:t>%)</w:t>
+        <w:br w:type="page"/>
       </w:r>
     </w:p>
     <w:p>
@@ -5750,16 +4886,9 @@
           <w:rtl/>
         </w:rPr>
       </w:pPr>
-    </w:p>
-    <w:p>
-      <w:pPr>
-        <w:tabs>
-          <w:tab w:val="center" w:pos="4153"/>
-        </w:tabs>
-        <w:spacing w:after="200" w:line="480" w:lineRule="auto"/>
-        <w:contextualSpacing/>
-        <w:rPr>
-          <w:rFonts w:ascii="Tahoma" w:hAnsi="Tahoma" w:cs="David"/>
+      <w:r>
+        <w:rPr>
+          <w:rFonts w:ascii="Tahoma" w:hAnsi="Tahoma" w:cs="David" w:hint="cs"/>
           <w:b/>
           <w:bCs/>
           <w:sz w:val="28"/>
@@ -5767,17 +4896,7 @@
           <w:u w:val="single"/>
           <w:rtl/>
         </w:rPr>
-      </w:pPr>
-      <w:r>
-        <w:rPr>
-          <w:rFonts w:ascii="Tahoma" w:hAnsi="Tahoma" w:cs="David" w:hint="cs"/>
-          <w:b/>
-          <w:bCs/>
-          <w:sz w:val="28"/>
-          <w:szCs w:val="28"/>
-          <w:u w:val="single"/>
-          <w:rtl/>
-        </w:rPr>
+        <w:lastRenderedPageBreak/>
         <w:t>ש</w:t>
       </w:r>
       <w:r>
@@ -7846,6 +6965,7 @@
           <w:szCs w:val="28"/>
           <w:rtl/>
         </w:rPr>
+        <w:lastRenderedPageBreak/>
         <w:t xml:space="preserve">הציגו דו"ח על השינויים בהון העצמי </w:t>
       </w:r>
       <w:r>
@@ -8088,16 +7208,36 @@
           <w:szCs w:val="28"/>
           <w:rtl/>
         </w:rPr>
-        <w:t xml:space="preserve"> כת"</w:t>
-      </w:r>
-      <w:r>
-        <w:rPr>
-          <w:rFonts w:cs="David" w:hint="cs"/>
-          <w:sz w:val="28"/>
-          <w:szCs w:val="28"/>
-          <w:rtl/>
-        </w:rPr>
-        <w:t xml:space="preserve">מ </w:t>
+        <w:t xml:space="preserve"> </w:t>
+      </w:r>
+      <w:proofErr w:type="spellStart"/>
+      <w:r>
+        <w:rPr>
+          <w:rFonts w:cs="David" w:hint="cs"/>
+          <w:sz w:val="28"/>
+          <w:szCs w:val="28"/>
+          <w:rtl/>
+        </w:rPr>
+        <w:t>כת"</w:t>
+      </w:r>
+      <w:r>
+        <w:rPr>
+          <w:rFonts w:cs="David" w:hint="cs"/>
+          <w:sz w:val="28"/>
+          <w:szCs w:val="28"/>
+          <w:rtl/>
+        </w:rPr>
+        <w:t>מ</w:t>
+      </w:r>
+      <w:proofErr w:type="spellEnd"/>
+      <w:r>
+        <w:rPr>
+          <w:rFonts w:cs="David" w:hint="cs"/>
+          <w:sz w:val="28"/>
+          <w:szCs w:val="28"/>
+          <w:rtl/>
+        </w:rPr>
+        <w:t xml:space="preserve"> </w:t>
       </w:r>
       <w:r>
         <w:rPr>
@@ -10473,8 +9613,19 @@
           <w:szCs w:val="28"/>
           <w:rtl/>
         </w:rPr>
-        <w:t>קרן האג"ח</w:t>
-      </w:r>
+        <w:t xml:space="preserve">קרן </w:t>
+      </w:r>
+      <w:proofErr w:type="spellStart"/>
+      <w:r>
+        <w:rPr>
+          <w:rFonts w:cs="David" w:hint="cs"/>
+          <w:sz w:val="28"/>
+          <w:szCs w:val="28"/>
+          <w:rtl/>
+        </w:rPr>
+        <w:t>האג"ח</w:t>
+      </w:r>
+      <w:proofErr w:type="spellEnd"/>
       <w:r>
         <w:rPr>
           <w:rFonts w:cs="David"/>
@@ -11166,19 +10317,7 @@
           <w:u w:val="single"/>
           <w:rtl/>
         </w:rPr>
-        <w:t xml:space="preserve">ליום ה </w:t>
-      </w:r>
-      <w:bookmarkStart w:id="0" w:name="_GoBack"/>
-      <w:bookmarkEnd w:id="0"/>
-      <w:r>
-        <w:rPr>
-          <w:rFonts w:ascii="Tahoma" w:hAnsi="Tahoma" w:cs="David" w:hint="cs"/>
-          <w:sz w:val="28"/>
-          <w:szCs w:val="28"/>
-          <w:u w:val="single"/>
-          <w:rtl/>
-        </w:rPr>
-        <w:t xml:space="preserve">- </w:t>
+        <w:t xml:space="preserve">ליום ה - </w:t>
       </w:r>
       <w:r>
         <w:rPr>
@@ -11288,8 +10427,29 @@
           <w:szCs w:val="28"/>
           <w:rtl/>
         </w:rPr>
-        <w:t xml:space="preserve"> הוצאות ריבית בגין האג"ח מכיוון </w:t>
-      </w:r>
+        <w:t xml:space="preserve"> הוצאות ריבית בגין </w:t>
+      </w:r>
+      <w:proofErr w:type="spellStart"/>
+      <w:r>
+        <w:rPr>
+          <w:rFonts w:ascii="Tahoma" w:hAnsi="Tahoma" w:cs="David" w:hint="cs"/>
+          <w:sz w:val="28"/>
+          <w:szCs w:val="28"/>
+          <w:rtl/>
+        </w:rPr>
+        <w:t>האג"ח</w:t>
+      </w:r>
+      <w:proofErr w:type="spellEnd"/>
+      <w:r>
+        <w:rPr>
+          <w:rFonts w:ascii="Tahoma" w:hAnsi="Tahoma" w:cs="David" w:hint="cs"/>
+          <w:sz w:val="28"/>
+          <w:szCs w:val="28"/>
+          <w:rtl/>
+        </w:rPr>
+        <w:t xml:space="preserve"> מכיוון </w:t>
+      </w:r>
+      <w:proofErr w:type="spellStart"/>
       <w:r>
         <w:rPr>
           <w:rFonts w:ascii="Tahoma" w:hAnsi="Tahoma" w:cs="David" w:hint="cs"/>
@@ -11299,6 +10459,7 @@
         </w:rPr>
         <w:t>שהאג"ח</w:t>
       </w:r>
+      <w:proofErr w:type="spellEnd"/>
       <w:r>
         <w:rPr>
           <w:rFonts w:ascii="Tahoma" w:hAnsi="Tahoma" w:cs="David" w:hint="cs"/>
@@ -11594,7 +10755,7 @@
 </file>
 
 <file path=word/endnotes.xml><?xml version="1.0" encoding="utf-8"?>
-<w:endnotes xmlns:wpc="http://schemas.microsoft.com/office/word/2010/wordprocessingCanvas" xmlns:mc="http://schemas.openxmlformats.org/markup-compatibility/2006" xmlns:o="urn:schemas-microsoft-com:office:office" xmlns:r="http://schemas.openxmlformats.org/officeDocument/2006/relationships" xmlns:m="http://schemas.openxmlformats.org/officeDocument/2006/math" xmlns:v="urn:schemas-microsoft-com:vml" xmlns:wp14="http://schemas.microsoft.com/office/word/2010/wordprocessingDrawing" xmlns:wp="http://schemas.openxmlformats.org/drawingml/2006/wordprocessingDrawing" xmlns:w10="urn:schemas-microsoft-com:office:word" xmlns:w="http://schemas.openxmlformats.org/wordprocessingml/2006/main" xmlns:w14="http://schemas.microsoft.com/office/word/2010/wordml" xmlns:w15="http://schemas.microsoft.com/office/word/2012/wordml" xmlns:wpg="http://schemas.microsoft.com/office/word/2010/wordprocessingGroup" xmlns:wpi="http://schemas.microsoft.com/office/word/2010/wordprocessingInk" xmlns:wne="http://schemas.microsoft.com/office/word/2006/wordml" xmlns:wps="http://schemas.microsoft.com/office/word/2010/wordprocessingShape" mc:Ignorable="w14 w15 wp14">
+<w:endnotes xmlns:wpc="http://schemas.microsoft.com/office/word/2010/wordprocessingCanvas" xmlns:cx="http://schemas.microsoft.com/office/drawing/2014/chartex" xmlns:cx1="http://schemas.microsoft.com/office/drawing/2015/9/8/chartex" xmlns:cx2="http://schemas.microsoft.com/office/drawing/2015/10/21/chartex" xmlns:cx3="http://schemas.microsoft.com/office/drawing/2016/5/9/chartex" xmlns:cx4="http://schemas.microsoft.com/office/drawing/2016/5/10/chartex" xmlns:cx5="http://schemas.microsoft.com/office/drawing/2016/5/11/chartex" xmlns:cx6="http://schemas.microsoft.com/office/drawing/2016/5/12/chartex" xmlns:cx7="http://schemas.microsoft.com/office/drawing/2016/5/13/chartex" xmlns:cx8="http://schemas.microsoft.com/office/drawing/2016/5/14/chartex" xmlns:mc="http://schemas.openxmlformats.org/markup-compatibility/2006" xmlns:aink="http://schemas.microsoft.com/office/drawing/2016/ink" xmlns:am3d="http://schemas.microsoft.com/office/drawing/2017/model3d" xmlns:o="urn:schemas-microsoft-com:office:office" xmlns:oel="http://schemas.microsoft.com/office/2019/extlst" xmlns:r="http://schemas.openxmlformats.org/officeDocument/2006/relationships" xmlns:m="http://schemas.openxmlformats.org/officeDocument/2006/math" xmlns:v="urn:schemas-microsoft-com:vml" xmlns:wp14="http://schemas.microsoft.com/office/word/2010/wordprocessingDrawing" xmlns:wp="http://schemas.openxmlformats.org/drawingml/2006/wordprocessingDrawing" xmlns:w10="urn:schemas-microsoft-com:office:word" xmlns:w="http://schemas.openxmlformats.org/wordprocessingml/2006/main" xmlns:w14="http://schemas.microsoft.com/office/word/2010/wordml" xmlns:w15="http://schemas.microsoft.com/office/word/2012/wordml" xmlns:w16cex="http://schemas.microsoft.com/office/word/2018/wordml/cex" xmlns:w16cid="http://schemas.microsoft.com/office/word/2016/wordml/cid" xmlns:w16="http://schemas.microsoft.com/office/word/2018/wordml" xmlns:w16du="http://schemas.microsoft.com/office/word/2023/wordml/word16du" xmlns:w16sdtdh="http://schemas.microsoft.com/office/word/2020/wordml/sdtdatahash" xmlns:w16sdtfl="http://schemas.microsoft.com/office/word/2024/wordml/sdtformatlock" xmlns:w16se="http://schemas.microsoft.com/office/word/2015/wordml/symex" xmlns:wpg="http://schemas.microsoft.com/office/word/2010/wordprocessingGroup" xmlns:wpi="http://schemas.microsoft.com/office/word/2010/wordprocessingInk" xmlns:wne="http://schemas.microsoft.com/office/word/2006/wordml" xmlns:wps="http://schemas.microsoft.com/office/word/2010/wordprocessingShape" mc:Ignorable="w14 w15 w16se w16cid w16 w16cex w16sdtdh w16sdtfl w16du wp14">
   <w:endnote w:type="separator" w:id="-1">
     <w:p>
       <w:r>
@@ -11613,7 +10774,7 @@
 </file>
 
 <file path=word/footer1.xml><?xml version="1.0" encoding="utf-8"?>
-<w:ftr xmlns:wpc="http://schemas.microsoft.com/office/word/2010/wordprocessingCanvas" xmlns:mc="http://schemas.openxmlformats.org/markup-compatibility/2006" xmlns:o="urn:schemas-microsoft-com:office:office" xmlns:r="http://schemas.openxmlformats.org/officeDocument/2006/relationships" xmlns:m="http://schemas.openxmlformats.org/officeDocument/2006/math" xmlns:v="urn:schemas-microsoft-com:vml" xmlns:wp14="http://schemas.microsoft.com/office/word/2010/wordprocessingDrawing" xmlns:wp="http://schemas.openxmlformats.org/drawingml/2006/wordprocessingDrawing" xmlns:w10="urn:schemas-microsoft-com:office:word" xmlns:w="http://schemas.openxmlformats.org/wordprocessingml/2006/main" xmlns:w14="http://schemas.microsoft.com/office/word/2010/wordml" xmlns:w15="http://schemas.microsoft.com/office/word/2012/wordml" xmlns:wpg="http://schemas.microsoft.com/office/word/2010/wordprocessingGroup" xmlns:wpi="http://schemas.microsoft.com/office/word/2010/wordprocessingInk" xmlns:wne="http://schemas.microsoft.com/office/word/2006/wordml" xmlns:wps="http://schemas.microsoft.com/office/word/2010/wordprocessingShape" mc:Ignorable="w14 w15 wp14">
+<w:ftr xmlns:wpc="http://schemas.microsoft.com/office/word/2010/wordprocessingCanvas" xmlns:cx="http://schemas.microsoft.com/office/drawing/2014/chartex" xmlns:cx1="http://schemas.microsoft.com/office/drawing/2015/9/8/chartex" xmlns:cx2="http://schemas.microsoft.com/office/drawing/2015/10/21/chartex" xmlns:cx3="http://schemas.microsoft.com/office/drawing/2016/5/9/chartex" xmlns:cx4="http://schemas.microsoft.com/office/drawing/2016/5/10/chartex" xmlns:cx5="http://schemas.microsoft.com/office/drawing/2016/5/11/chartex" xmlns:cx6="http://schemas.microsoft.com/office/drawing/2016/5/12/chartex" xmlns:cx7="http://schemas.microsoft.com/office/drawing/2016/5/13/chartex" xmlns:cx8="http://schemas.microsoft.com/office/drawing/2016/5/14/chartex" xmlns:mc="http://schemas.openxmlformats.org/markup-compatibility/2006" xmlns:aink="http://schemas.microsoft.com/office/drawing/2016/ink" xmlns:am3d="http://schemas.microsoft.com/office/drawing/2017/model3d" xmlns:o="urn:schemas-microsoft-com:office:office" xmlns:oel="http://schemas.microsoft.com/office/2019/extlst" xmlns:r="http://schemas.openxmlformats.org/officeDocument/2006/relationships" xmlns:m="http://schemas.openxmlformats.org/officeDocument/2006/math" xmlns:v="urn:schemas-microsoft-com:vml" xmlns:wp14="http://schemas.microsoft.com/office/word/2010/wordprocessingDrawing" xmlns:wp="http://schemas.openxmlformats.org/drawingml/2006/wordprocessingDrawing" xmlns:w10="urn:schemas-microsoft-com:office:word" xmlns:w="http://schemas.openxmlformats.org/wordprocessingml/2006/main" xmlns:w14="http://schemas.microsoft.com/office/word/2010/wordml" xmlns:w15="http://schemas.microsoft.com/office/word/2012/wordml" xmlns:w16cex="http://schemas.microsoft.com/office/word/2018/wordml/cex" xmlns:w16cid="http://schemas.microsoft.com/office/word/2016/wordml/cid" xmlns:w16="http://schemas.microsoft.com/office/word/2018/wordml" xmlns:w16du="http://schemas.microsoft.com/office/word/2023/wordml/word16du" xmlns:w16sdtdh="http://schemas.microsoft.com/office/word/2020/wordml/sdtdatahash" xmlns:w16sdtfl="http://schemas.microsoft.com/office/word/2024/wordml/sdtformatlock" xmlns:w16se="http://schemas.microsoft.com/office/word/2015/wordml/symex" xmlns:wpg="http://schemas.microsoft.com/office/word/2010/wordprocessingGroup" xmlns:wpi="http://schemas.microsoft.com/office/word/2010/wordprocessingInk" xmlns:wne="http://schemas.microsoft.com/office/word/2006/wordml" xmlns:wps="http://schemas.microsoft.com/office/word/2010/wordprocessingShape" mc:Ignorable="w14 w15 w16se w16cid w16 w16cex w16sdtdh w16sdtfl w16du wp14">
   <w:sdt>
     <w:sdtPr>
       <w:rPr>
@@ -11625,7 +10786,6 @@
         <w:docPartUnique/>
       </w:docPartObj>
     </w:sdtPr>
-    <w:sdtEndPr/>
     <w:sdtContent>
       <w:p>
         <w:pPr>
@@ -11670,7 +10830,7 @@
 </file>
 
 <file path=word/footnotes.xml><?xml version="1.0" encoding="utf-8"?>
-<w:footnotes xmlns:wpc="http://schemas.microsoft.com/office/word/2010/wordprocessingCanvas" xmlns:mc="http://schemas.openxmlformats.org/markup-compatibility/2006" xmlns:o="urn:schemas-microsoft-com:office:office" xmlns:r="http://schemas.openxmlformats.org/officeDocument/2006/relationships" xmlns:m="http://schemas.openxmlformats.org/officeDocument/2006/math" xmlns:v="urn:schemas-microsoft-com:vml" xmlns:wp14="http://schemas.microsoft.com/office/word/2010/wordprocessingDrawing" xmlns:wp="http://schemas.openxmlformats.org/drawingml/2006/wordprocessingDrawing" xmlns:w10="urn:schemas-microsoft-com:office:word" xmlns:w="http://schemas.openxmlformats.org/wordprocessingml/2006/main" xmlns:w14="http://schemas.microsoft.com/office/word/2010/wordml" xmlns:w15="http://schemas.microsoft.com/office/word/2012/wordml" xmlns:wpg="http://schemas.microsoft.com/office/word/2010/wordprocessingGroup" xmlns:wpi="http://schemas.microsoft.com/office/word/2010/wordprocessingInk" xmlns:wne="http://schemas.microsoft.com/office/word/2006/wordml" xmlns:wps="http://schemas.microsoft.com/office/word/2010/wordprocessingShape" mc:Ignorable="w14 w15 wp14">
+<w:footnotes xmlns:wpc="http://schemas.microsoft.com/office/word/2010/wordprocessingCanvas" xmlns:cx="http://schemas.microsoft.com/office/drawing/2014/chartex" xmlns:cx1="http://schemas.microsoft.com/office/drawing/2015/9/8/chartex" xmlns:cx2="http://schemas.microsoft.com/office/drawing/2015/10/21/chartex" xmlns:cx3="http://schemas.microsoft.com/office/drawing/2016/5/9/chartex" xmlns:cx4="http://schemas.microsoft.com/office/drawing/2016/5/10/chartex" xmlns:cx5="http://schemas.microsoft.com/office/drawing/2016/5/11/chartex" xmlns:cx6="http://schemas.microsoft.com/office/drawing/2016/5/12/chartex" xmlns:cx7="http://schemas.microsoft.com/office/drawing/2016/5/13/chartex" xmlns:cx8="http://schemas.microsoft.com/office/drawing/2016/5/14/chartex" xmlns:mc="http://schemas.openxmlformats.org/markup-compatibility/2006" xmlns:aink="http://schemas.microsoft.com/office/drawing/2016/ink" xmlns:am3d="http://schemas.microsoft.com/office/drawing/2017/model3d" xmlns:o="urn:schemas-microsoft-com:office:office" xmlns:oel="http://schemas.microsoft.com/office/2019/extlst" xmlns:r="http://schemas.openxmlformats.org/officeDocument/2006/relationships" xmlns:m="http://schemas.openxmlformats.org/officeDocument/2006/math" xmlns:v="urn:schemas-microsoft-com:vml" xmlns:wp14="http://schemas.microsoft.com/office/word/2010/wordprocessingDrawing" xmlns:wp="http://schemas.openxmlformats.org/drawingml/2006/wordprocessingDrawing" xmlns:w10="urn:schemas-microsoft-com:office:word" xmlns:w="http://schemas.openxmlformats.org/wordprocessingml/2006/main" xmlns:w14="http://schemas.microsoft.com/office/word/2010/wordml" xmlns:w15="http://schemas.microsoft.com/office/word/2012/wordml" xmlns:w16cex="http://schemas.microsoft.com/office/word/2018/wordml/cex" xmlns:w16cid="http://schemas.microsoft.com/office/word/2016/wordml/cid" xmlns:w16="http://schemas.microsoft.com/office/word/2018/wordml" xmlns:w16du="http://schemas.microsoft.com/office/word/2023/wordml/word16du" xmlns:w16sdtdh="http://schemas.microsoft.com/office/word/2020/wordml/sdtdatahash" xmlns:w16sdtfl="http://schemas.microsoft.com/office/word/2024/wordml/sdtformatlock" xmlns:w16se="http://schemas.microsoft.com/office/word/2015/wordml/symex" xmlns:wpg="http://schemas.microsoft.com/office/word/2010/wordprocessingGroup" xmlns:wpi="http://schemas.microsoft.com/office/word/2010/wordprocessingInk" xmlns:wne="http://schemas.microsoft.com/office/word/2006/wordml" xmlns:wps="http://schemas.microsoft.com/office/word/2010/wordprocessingShape" mc:Ignorable="w14 w15 w16se w16cid w16 w16cex w16sdtdh w16sdtfl w16du wp14">
   <w:footnote w:type="separator" w:id="-1">
     <w:p>
       <w:r>
@@ -11689,7 +10849,7 @@
 </file>
 
 <file path=word/numbering.xml><?xml version="1.0" encoding="utf-8"?>
-<w:numbering xmlns:wpc="http://schemas.microsoft.com/office/word/2010/wordprocessingCanvas" xmlns:mc="http://schemas.openxmlformats.org/markup-compatibility/2006" xmlns:o="urn:schemas-microsoft-com:office:office" xmlns:r="http://schemas.openxmlformats.org/officeDocument/2006/relationships" xmlns:m="http://schemas.openxmlformats.org/officeDocument/2006/math" xmlns:v="urn:schemas-microsoft-com:vml" xmlns:wp14="http://schemas.microsoft.com/office/word/2010/wordprocessingDrawing" xmlns:wp="http://schemas.openxmlformats.org/drawingml/2006/wordprocessingDrawing" xmlns:w10="urn:schemas-microsoft-com:office:word" xmlns:w="http://schemas.openxmlformats.org/wordprocessingml/2006/main" xmlns:w14="http://schemas.microsoft.com/office/word/2010/wordml" xmlns:w15="http://schemas.microsoft.com/office/word/2012/wordml" xmlns:wpg="http://schemas.microsoft.com/office/word/2010/wordprocessingGroup" xmlns:wpi="http://schemas.microsoft.com/office/word/2010/wordprocessingInk" xmlns:wne="http://schemas.microsoft.com/office/word/2006/wordml" xmlns:wps="http://schemas.microsoft.com/office/word/2010/wordprocessingShape" mc:Ignorable="w14 w15 wp14">
+<w:numbering xmlns:wpc="http://schemas.microsoft.com/office/word/2010/wordprocessingCanvas" xmlns:cx="http://schemas.microsoft.com/office/drawing/2014/chartex" xmlns:cx1="http://schemas.microsoft.com/office/drawing/2015/9/8/chartex" xmlns:cx2="http://schemas.microsoft.com/office/drawing/2015/10/21/chartex" xmlns:cx3="http://schemas.microsoft.com/office/drawing/2016/5/9/chartex" xmlns:cx4="http://schemas.microsoft.com/office/drawing/2016/5/10/chartex" xmlns:cx5="http://schemas.microsoft.com/office/drawing/2016/5/11/chartex" xmlns:cx6="http://schemas.microsoft.com/office/drawing/2016/5/12/chartex" xmlns:cx7="http://schemas.microsoft.com/office/drawing/2016/5/13/chartex" xmlns:cx8="http://schemas.microsoft.com/office/drawing/2016/5/14/chartex" xmlns:mc="http://schemas.openxmlformats.org/markup-compatibility/2006" xmlns:aink="http://schemas.microsoft.com/office/drawing/2016/ink" xmlns:am3d="http://schemas.microsoft.com/office/drawing/2017/model3d" xmlns:o="urn:schemas-microsoft-com:office:office" xmlns:oel="http://schemas.microsoft.com/office/2019/extlst" xmlns:r="http://schemas.openxmlformats.org/officeDocument/2006/relationships" xmlns:m="http://schemas.openxmlformats.org/officeDocument/2006/math" xmlns:v="urn:schemas-microsoft-com:vml" xmlns:wp14="http://schemas.microsoft.com/office/word/2010/wordprocessingDrawing" xmlns:wp="http://schemas.openxmlformats.org/drawingml/2006/wordprocessingDrawing" xmlns:w10="urn:schemas-microsoft-com:office:word" xmlns:w="http://schemas.openxmlformats.org/wordprocessingml/2006/main" xmlns:w14="http://schemas.microsoft.com/office/word/2010/wordml" xmlns:w15="http://schemas.microsoft.com/office/word/2012/wordml" xmlns:w16cex="http://schemas.microsoft.com/office/word/2018/wordml/cex" xmlns:w16cid="http://schemas.microsoft.com/office/word/2016/wordml/cid" xmlns:w16="http://schemas.microsoft.com/office/word/2018/wordml" xmlns:w16du="http://schemas.microsoft.com/office/word/2023/wordml/word16du" xmlns:w16sdtdh="http://schemas.microsoft.com/office/word/2020/wordml/sdtdatahash" xmlns:w16sdtfl="http://schemas.microsoft.com/office/word/2024/wordml/sdtformatlock" xmlns:w16se="http://schemas.microsoft.com/office/word/2015/wordml/symex" xmlns:wpg="http://schemas.microsoft.com/office/word/2010/wordprocessingGroup" xmlns:wpi="http://schemas.microsoft.com/office/word/2010/wordprocessingInk" xmlns:wne="http://schemas.microsoft.com/office/word/2006/wordml" xmlns:wps="http://schemas.microsoft.com/office/word/2010/wordprocessingShape" mc:Ignorable="w14 w15 w16se w16cid w16 w16cex w16sdtdh w16sdtfl w16du wp14">
   <w:abstractNum w:abstractNumId="0" w15:restartNumberingAfterBreak="0">
     <w:nsid w:val="0908337A"/>
     <w:multiLevelType w:val="hybridMultilevel"/>
@@ -16113,7 +15273,7 @@
       </w:pPr>
     </w:lvl>
   </w:abstractNum>
-  <w:num w:numId="1">
+  <w:num w:numId="1" w16cid:durableId="1865439713">
     <w:abstractNumId w:val="34"/>
     <w:lvlOverride w:ilvl="0">
       <w:startOverride w:val="1"/>
@@ -16143,7 +15303,7 @@
       <w:startOverride w:val="1"/>
     </w:lvlOverride>
   </w:num>
-  <w:num w:numId="2">
+  <w:num w:numId="2" w16cid:durableId="231936970">
     <w:abstractNumId w:val="6"/>
     <w:lvlOverride w:ilvl="0">
       <w:startOverride w:val="1"/>
@@ -16173,61 +15333,61 @@
       <w:startOverride w:val="1"/>
     </w:lvlOverride>
   </w:num>
-  <w:num w:numId="3">
+  <w:num w:numId="3" w16cid:durableId="1433863324">
     <w:abstractNumId w:val="23"/>
   </w:num>
-  <w:num w:numId="4">
+  <w:num w:numId="4" w16cid:durableId="87628973">
     <w:abstractNumId w:val="31"/>
   </w:num>
-  <w:num w:numId="5">
+  <w:num w:numId="5" w16cid:durableId="59640899">
     <w:abstractNumId w:val="45"/>
   </w:num>
-  <w:num w:numId="6">
+  <w:num w:numId="6" w16cid:durableId="1537966054">
     <w:abstractNumId w:val="39"/>
   </w:num>
-  <w:num w:numId="7">
+  <w:num w:numId="7" w16cid:durableId="138351391">
     <w:abstractNumId w:val="14"/>
   </w:num>
-  <w:num w:numId="8">
+  <w:num w:numId="8" w16cid:durableId="1008750940">
     <w:abstractNumId w:val="18"/>
   </w:num>
-  <w:num w:numId="9">
+  <w:num w:numId="9" w16cid:durableId="964510006">
     <w:abstractNumId w:val="9"/>
   </w:num>
-  <w:num w:numId="10">
+  <w:num w:numId="10" w16cid:durableId="276302121">
     <w:abstractNumId w:val="21"/>
   </w:num>
-  <w:num w:numId="11">
+  <w:num w:numId="11" w16cid:durableId="1235355834">
     <w:abstractNumId w:val="10"/>
   </w:num>
-  <w:num w:numId="12">
+  <w:num w:numId="12" w16cid:durableId="1104573939">
     <w:abstractNumId w:val="8"/>
   </w:num>
-  <w:num w:numId="13">
+  <w:num w:numId="13" w16cid:durableId="1206794404">
     <w:abstractNumId w:val="35"/>
   </w:num>
-  <w:num w:numId="14">
+  <w:num w:numId="14" w16cid:durableId="1714502762">
     <w:abstractNumId w:val="40"/>
   </w:num>
-  <w:num w:numId="15">
+  <w:num w:numId="15" w16cid:durableId="1496187629">
     <w:abstractNumId w:val="22"/>
   </w:num>
-  <w:num w:numId="16">
+  <w:num w:numId="16" w16cid:durableId="1814562658">
     <w:abstractNumId w:val="41"/>
   </w:num>
-  <w:num w:numId="17">
+  <w:num w:numId="17" w16cid:durableId="744104998">
     <w:abstractNumId w:val="37"/>
   </w:num>
-  <w:num w:numId="18">
+  <w:num w:numId="18" w16cid:durableId="1163741064">
     <w:abstractNumId w:val="43"/>
   </w:num>
-  <w:num w:numId="19">
+  <w:num w:numId="19" w16cid:durableId="1999069542">
     <w:abstractNumId w:val="36"/>
   </w:num>
-  <w:num w:numId="20">
+  <w:num w:numId="20" w16cid:durableId="772940614">
     <w:abstractNumId w:val="15"/>
   </w:num>
-  <w:num w:numId="21">
+  <w:num w:numId="21" w16cid:durableId="1220247001">
     <w:abstractNumId w:val="4"/>
     <w:lvlOverride w:ilvl="0">
       <w:startOverride w:val="1"/>
@@ -16257,31 +15417,31 @@
       <w:startOverride w:val="1"/>
     </w:lvlOverride>
   </w:num>
-  <w:num w:numId="22">
+  <w:num w:numId="22" w16cid:durableId="1719431385">
     <w:abstractNumId w:val="19"/>
   </w:num>
-  <w:num w:numId="23">
+  <w:num w:numId="23" w16cid:durableId="96828683">
     <w:abstractNumId w:val="5"/>
   </w:num>
-  <w:num w:numId="24">
+  <w:num w:numId="24" w16cid:durableId="817840434">
     <w:abstractNumId w:val="44"/>
   </w:num>
-  <w:num w:numId="25">
+  <w:num w:numId="25" w16cid:durableId="1591114760">
     <w:abstractNumId w:val="30"/>
   </w:num>
-  <w:num w:numId="26">
+  <w:num w:numId="26" w16cid:durableId="1187863255">
     <w:abstractNumId w:val="0"/>
   </w:num>
-  <w:num w:numId="27">
+  <w:num w:numId="27" w16cid:durableId="1548881807">
     <w:abstractNumId w:val="33"/>
   </w:num>
-  <w:num w:numId="28">
+  <w:num w:numId="28" w16cid:durableId="1034230578">
     <w:abstractNumId w:val="11"/>
   </w:num>
-  <w:num w:numId="29">
+  <w:num w:numId="29" w16cid:durableId="752820790">
     <w:abstractNumId w:val="17"/>
   </w:num>
-  <w:num w:numId="30">
+  <w:num w:numId="30" w16cid:durableId="1507593539">
     <w:abstractNumId w:val="2"/>
     <w:lvlOverride w:ilvl="0">
       <w:startOverride w:val="1"/>
@@ -16311,37 +15471,37 @@
       <w:startOverride w:val="1"/>
     </w:lvlOverride>
   </w:num>
-  <w:num w:numId="31">
+  <w:num w:numId="31" w16cid:durableId="676465952">
     <w:abstractNumId w:val="24"/>
   </w:num>
-  <w:num w:numId="32">
+  <w:num w:numId="32" w16cid:durableId="575822762">
     <w:abstractNumId w:val="12"/>
   </w:num>
-  <w:num w:numId="33">
+  <w:num w:numId="33" w16cid:durableId="1713731529">
     <w:abstractNumId w:val="7"/>
   </w:num>
-  <w:num w:numId="34">
+  <w:num w:numId="34" w16cid:durableId="1632979729">
     <w:abstractNumId w:val="28"/>
   </w:num>
-  <w:num w:numId="35">
+  <w:num w:numId="35" w16cid:durableId="379332298">
     <w:abstractNumId w:val="1"/>
   </w:num>
-  <w:num w:numId="36">
+  <w:num w:numId="36" w16cid:durableId="1838685501">
     <w:abstractNumId w:val="13"/>
   </w:num>
-  <w:num w:numId="37">
+  <w:num w:numId="37" w16cid:durableId="468322300">
     <w:abstractNumId w:val="16"/>
   </w:num>
-  <w:num w:numId="38">
+  <w:num w:numId="38" w16cid:durableId="1479226141">
     <w:abstractNumId w:val="29"/>
   </w:num>
-  <w:num w:numId="39">
+  <w:num w:numId="39" w16cid:durableId="991638945">
     <w:abstractNumId w:val="20"/>
   </w:num>
-  <w:num w:numId="40">
+  <w:num w:numId="40" w16cid:durableId="188180700">
     <w:abstractNumId w:val="26"/>
   </w:num>
-  <w:num w:numId="41">
+  <w:num w:numId="41" w16cid:durableId="1870293974">
     <w:abstractNumId w:val="42"/>
     <w:lvlOverride w:ilvl="0">
       <w:startOverride w:val="1"/>
@@ -16371,7 +15531,7 @@
       <w:startOverride w:val="1"/>
     </w:lvlOverride>
   </w:num>
-  <w:num w:numId="42">
+  <w:num w:numId="42" w16cid:durableId="1122575392">
     <w:abstractNumId w:val="38"/>
     <w:lvlOverride w:ilvl="0">
       <w:startOverride w:val="1"/>
@@ -16401,23 +15561,23 @@
       <w:startOverride w:val="1"/>
     </w:lvlOverride>
   </w:num>
-  <w:num w:numId="43">
+  <w:num w:numId="43" w16cid:durableId="927926648">
     <w:abstractNumId w:val="27"/>
   </w:num>
-  <w:num w:numId="44">
+  <w:num w:numId="44" w16cid:durableId="1582056963">
     <w:abstractNumId w:val="32"/>
   </w:num>
-  <w:num w:numId="45">
+  <w:num w:numId="45" w16cid:durableId="190386683">
     <w:abstractNumId w:val="3"/>
   </w:num>
-  <w:num w:numId="46">
+  <w:num w:numId="46" w16cid:durableId="1396392612">
     <w:abstractNumId w:val="25"/>
   </w:num>
 </w:numbering>
 </file>
 
 <file path=word/styles.xml><?xml version="1.0" encoding="utf-8"?>
-<w:styles xmlns:mc="http://schemas.openxmlformats.org/markup-compatibility/2006" xmlns:r="http://schemas.openxmlformats.org/officeDocument/2006/relationships" xmlns:w="http://schemas.openxmlformats.org/wordprocessingml/2006/main" xmlns:w14="http://schemas.microsoft.com/office/word/2010/wordml" xmlns:w15="http://schemas.microsoft.com/office/word/2012/wordml" mc:Ignorable="w14 w15">
+<w:styles xmlns:mc="http://schemas.openxmlformats.org/markup-compatibility/2006" xmlns:r="http://schemas.openxmlformats.org/officeDocument/2006/relationships" xmlns:w="http://schemas.openxmlformats.org/wordprocessingml/2006/main" xmlns:w14="http://schemas.microsoft.com/office/word/2010/wordml" xmlns:w15="http://schemas.microsoft.com/office/word/2012/wordml" xmlns:w16cex="http://schemas.microsoft.com/office/word/2018/wordml/cex" xmlns:w16cid="http://schemas.microsoft.com/office/word/2016/wordml/cid" xmlns:w16="http://schemas.microsoft.com/office/word/2018/wordml" xmlns:w16du="http://schemas.microsoft.com/office/word/2023/wordml/word16du" xmlns:w16sdtdh="http://schemas.microsoft.com/office/word/2020/wordml/sdtdatahash" xmlns:w16sdtfl="http://schemas.microsoft.com/office/word/2024/wordml/sdtformatlock" xmlns:w16se="http://schemas.microsoft.com/office/word/2015/wordml/symex" mc:Ignorable="w14 w15 w16se w16cid w16 w16cex w16sdtdh w16sdtfl w16du">
   <w:docDefaults>
     <w:rPrDefault>
       <w:rPr>
@@ -16433,7 +15593,7 @@
       </w:pPr>
     </w:pPrDefault>
   </w:docDefaults>
-  <w:latentStyles w:defLockedState="0" w:defUIPriority="99" w:defSemiHidden="0" w:defUnhideWhenUsed="0" w:defQFormat="0" w:count="371">
+  <w:latentStyles w:defLockedState="0" w:defUIPriority="99" w:defSemiHidden="0" w:defUnhideWhenUsed="0" w:defQFormat="0" w:count="376">
     <w:lsdException w:name="Normal" w:uiPriority="0" w:qFormat="1"/>
     <w:lsdException w:name="heading 1" w:uiPriority="0" w:qFormat="1"/>
     <w:lsdException w:name="heading 2" w:semiHidden="1" w:uiPriority="0" w:unhideWhenUsed="1" w:qFormat="1"/>
@@ -16805,6 +15965,11 @@
     <w:lsdException w:name="List Table 5 Dark Accent 6" w:uiPriority="50"/>
     <w:lsdException w:name="List Table 6 Colorful Accent 6" w:uiPriority="51"/>
     <w:lsdException w:name="List Table 7 Colorful Accent 6" w:uiPriority="52"/>
+    <w:lsdException w:name="Mention" w:semiHidden="1" w:unhideWhenUsed="1"/>
+    <w:lsdException w:name="Smart Hyperlink" w:semiHidden="1" w:unhideWhenUsed="1"/>
+    <w:lsdException w:name="Hashtag" w:semiHidden="1" w:unhideWhenUsed="1"/>
+    <w:lsdException w:name="Unresolved Mention" w:semiHidden="1" w:unhideWhenUsed="1"/>
+    <w:lsdException w:name="Smart Link" w:semiHidden="1" w:unhideWhenUsed="1"/>
   </w:latentStyles>
   <w:style w:type="paragraph" w:default="1" w:styleId="a">
     <w:name w:val="Normal"/>
@@ -16844,7 +16009,6 @@
     <w:basedOn w:val="a"/>
     <w:next w:val="a"/>
     <w:link w:val="20"/>
-    <w:semiHidden/>
     <w:unhideWhenUsed/>
     <w:qFormat/>
     <w:rsid w:val="007C17BF"/>
@@ -16905,7 +16069,6 @@
     <w:name w:val="כותרת 2 תו"/>
     <w:basedOn w:val="a0"/>
     <w:link w:val="2"/>
-    <w:semiHidden/>
     <w:rsid w:val="007C17BF"/>
     <w:rPr>
       <w:rFonts w:ascii="Times New Roman" w:eastAsia="Times New Roman" w:hAnsi="Times New Roman" w:cs="David"/>
